--- a/paper/paper.docx
+++ b/paper/paper.docx
@@ -3044,7 +3044,7 @@
         <w:jc w:val="both"/>
       </w:pPr>
       <w:r>
-        <w:t>The deployed application loads the saved pipeline and model card. Sample inputs and outputs are in Appendix B. The automated tests confirmed that the application loads, gives a recommendation for valid input, and shows an error instead of crashing for an out-of-range age or an empty form.</w:t>
+        <w:t>The deployed application loads the saved pipeline and model card. Sample inputs and outputs, and screenshots of the application, are in Appendix B. The automated tests confirmed that the application loads, gives a recommendation for valid input, and shows an error instead of crashing for an out-of-range age or an empty form.</w:t>
       </w:r>
     </w:p>
     <w:p>
@@ -4436,6 +4436,135 @@
       </w:tr>
     </w:tbl>
     <w:p>
+      <w:pPr/>
+      <w:r>
+        <w:drawing>
+          <wp:inline xmlns:a="http://schemas.openxmlformats.org/drawingml/2006/main" xmlns:pic="http://schemas.openxmlformats.org/drawingml/2006/picture">
+            <wp:extent cx="3840480" cy="5840730"/>
+            <wp:docPr id="11" name="Picture 11"/>
+            <wp:cNvGraphicFramePr>
+              <a:graphicFrameLocks noChangeAspect="1"/>
+            </wp:cNvGraphicFramePr>
+            <a:graphic>
+              <a:graphicData uri="http://schemas.openxmlformats.org/drawingml/2006/picture">
+                <pic:pic>
+                  <pic:nvPicPr>
+                    <pic:cNvPr id="0" name="crop_result.png"/>
+                    <pic:cNvPicPr/>
+                  </pic:nvPicPr>
+                  <pic:blipFill>
+                    <a:blip r:embed="rId19"/>
+                    <a:stretch>
+                      <a:fillRect/>
+                    </a:stretch>
+                  </pic:blipFill>
+                  <pic:spPr>
+                    <a:xfrm>
+                      <a:off x="0" y="0"/>
+                      <a:ext cx="3840480" cy="5840730"/>
+                    </a:xfrm>
+                    <a:prstGeom prst="rect"/>
+                  </pic:spPr>
+                </pic:pic>
+              </a:graphicData>
+            </a:graphic>
+          </wp:inline>
+        </w:drawing>
+      </w:r>
+    </w:p>
+    <w:p>
+      <w:pPr/>
+      <w:r>
+        <w:t>Screenshot of the application for the first sample patient: the form, the referral recommendation, the screening score against the threshold, and the share of similar training patients with CKD.</w:t>
+      </w:r>
+    </w:p>
+    <w:p>
+      <w:pPr/>
+      <w:r>
+        <w:drawing>
+          <wp:inline xmlns:a="http://schemas.openxmlformats.org/drawingml/2006/main" xmlns:pic="http://schemas.openxmlformats.org/drawingml/2006/picture">
+            <wp:extent cx="5029200" cy="908050"/>
+            <wp:docPr id="12" name="Picture 12"/>
+            <wp:cNvGraphicFramePr>
+              <a:graphicFrameLocks noChangeAspect="1"/>
+            </wp:cNvGraphicFramePr>
+            <a:graphic>
+              <a:graphicData uri="http://schemas.openxmlformats.org/drawingml/2006/picture">
+                <pic:pic>
+                  <pic:nvPicPr>
+                    <pic:cNvPr id="0" name="crop_error.png"/>
+                    <pic:cNvPicPr/>
+                  </pic:nvPicPr>
+                  <pic:blipFill>
+                    <a:blip r:embed="rId20"/>
+                    <a:stretch>
+                      <a:fillRect/>
+                    </a:stretch>
+                  </pic:blipFill>
+                  <pic:spPr>
+                    <a:xfrm>
+                      <a:off x="0" y="0"/>
+                      <a:ext cx="5029200" cy="908050"/>
+                    </a:xfrm>
+                    <a:prstGeom prst="rect"/>
+                  </pic:spPr>
+                </pic:pic>
+              </a:graphicData>
+            </a:graphic>
+          </wp:inline>
+        </w:drawing>
+      </w:r>
+    </w:p>
+    <w:p>
+      <w:pPr/>
+      <w:r>
+        <w:t>The fifth sample patient entered in the form. The inputs are rejected with a readable message instead of a prediction.</w:t>
+      </w:r>
+    </w:p>
+    <w:p>
+      <w:pPr/>
+      <w:r>
+        <w:drawing>
+          <wp:inline xmlns:a="http://schemas.openxmlformats.org/drawingml/2006/main" xmlns:pic="http://schemas.openxmlformats.org/drawingml/2006/picture">
+            <wp:extent cx="5029200" cy="1521619"/>
+            <wp:docPr id="13" name="Picture 13"/>
+            <wp:cNvGraphicFramePr>
+              <a:graphicFrameLocks noChangeAspect="1"/>
+            </wp:cNvGraphicFramePr>
+            <a:graphic>
+              <a:graphicData uri="http://schemas.openxmlformats.org/drawingml/2006/picture">
+                <pic:pic>
+                  <pic:nvPicPr>
+                    <pic:cNvPr id="0" name="app_04_csv_results_columns.png"/>
+                    <pic:cNvPicPr/>
+                  </pic:nvPicPr>
+                  <pic:blipFill>
+                    <a:blip r:embed="rId21"/>
+                    <a:stretch>
+                      <a:fillRect/>
+                    </a:stretch>
+                  </pic:blipFill>
+                  <pic:spPr>
+                    <a:xfrm>
+                      <a:off x="0" y="0"/>
+                      <a:ext cx="5029200" cy="1521619"/>
+                    </a:xfrm>
+                    <a:prstGeom prst="rect"/>
+                  </pic:spPr>
+                </pic:pic>
+              </a:graphicData>
+            </a:graphic>
+          </wp:inline>
+        </w:drawing>
+      </w:r>
+    </w:p>
+    <w:p>
+      <w:pPr/>
+      <w:r>
+        <w:t>Result columns after uploading the five sample patients as a CSV file. The four valid rows are screened and row 5 is skipped with the same message.</w:t>
+      </w:r>
+    </w:p>
+    <w:p>
       <w:pPr>
         <w:pStyle w:val="Heading2"/>
       </w:pPr>

--- a/paper/paper.docx
+++ b/paper/paper.docx
@@ -4440,7 +4440,7 @@
       <w:r>
         <w:drawing>
           <wp:inline xmlns:a="http://schemas.openxmlformats.org/drawingml/2006/main" xmlns:pic="http://schemas.openxmlformats.org/drawingml/2006/picture">
-            <wp:extent cx="3840480" cy="5840730"/>
+            <wp:extent cx="3840480" cy="6320790"/>
             <wp:docPr id="11" name="Picture 11"/>
             <wp:cNvGraphicFramePr>
               <a:graphicFrameLocks noChangeAspect="1"/>
@@ -4461,7 +4461,7 @@
                   <pic:spPr>
                     <a:xfrm>
                       <a:off x="0" y="0"/>
-                      <a:ext cx="3840480" cy="5840730"/>
+                      <a:ext cx="3840480" cy="6320790"/>
                     </a:xfrm>
                     <a:prstGeom prst="rect"/>
                   </pic:spPr>
@@ -4483,7 +4483,7 @@
       <w:r>
         <w:drawing>
           <wp:inline xmlns:a="http://schemas.openxmlformats.org/drawingml/2006/main" xmlns:pic="http://schemas.openxmlformats.org/drawingml/2006/picture">
-            <wp:extent cx="5029200" cy="908050"/>
+            <wp:extent cx="5029200" cy="956945"/>
             <wp:docPr id="12" name="Picture 12"/>
             <wp:cNvGraphicFramePr>
               <a:graphicFrameLocks noChangeAspect="1"/>
@@ -4504,7 +4504,7 @@
                   <pic:spPr>
                     <a:xfrm>
                       <a:off x="0" y="0"/>
-                      <a:ext cx="5029200" cy="908050"/>
+                      <a:ext cx="5029200" cy="956945"/>
                     </a:xfrm>
                     <a:prstGeom prst="rect"/>
                   </pic:spPr>
@@ -4526,7 +4526,7 @@
       <w:r>
         <w:drawing>
           <wp:inline xmlns:a="http://schemas.openxmlformats.org/drawingml/2006/main" xmlns:pic="http://schemas.openxmlformats.org/drawingml/2006/picture">
-            <wp:extent cx="5029200" cy="1521619"/>
+            <wp:extent cx="5029200" cy="1521618"/>
             <wp:docPr id="13" name="Picture 13"/>
             <wp:cNvGraphicFramePr>
               <a:graphicFrameLocks noChangeAspect="1"/>
@@ -4547,7 +4547,7 @@
                   <pic:spPr>
                     <a:xfrm>
                       <a:off x="0" y="0"/>
-                      <a:ext cx="5029200" cy="1521619"/>
+                      <a:ext cx="5029200" cy="1521618"/>
                     </a:xfrm>
                     <a:prstGeom prst="rect"/>
                   </pic:spPr>

--- a/paper/paper.docx
+++ b/paper/paper.docx
@@ -10,7 +10,7 @@
         <w:rPr>
           <w:sz w:val="44"/>
         </w:rPr>
-        <w:t>Pre-Laboratory Screening for Chronic Kidney Disease with Traditional Machine Learning: Evidence from NHANES and a Feature-Tier Ablation of the UCI CKD Dataset</w:t>
+        <w:t>Pre-Lab CKD Early Detection Using Random Forest: Evidence from NHANES and a Feature-Tier Ablation of the UCI CKD Dataset</w:t>
       </w:r>
     </w:p>
     <w:p>
@@ -4440,7 +4440,7 @@
       <w:r>
         <w:drawing>
           <wp:inline xmlns:a="http://schemas.openxmlformats.org/drawingml/2006/main" xmlns:pic="http://schemas.openxmlformats.org/drawingml/2006/picture">
-            <wp:extent cx="3840480" cy="6320790"/>
+            <wp:extent cx="3840480" cy="6250994"/>
             <wp:docPr id="11" name="Picture 11"/>
             <wp:cNvGraphicFramePr>
               <a:graphicFrameLocks noChangeAspect="1"/>
@@ -4461,7 +4461,7 @@
                   <pic:spPr>
                     <a:xfrm>
                       <a:off x="0" y="0"/>
-                      <a:ext cx="3840480" cy="6320790"/>
+                      <a:ext cx="3840480" cy="6250994"/>
                     </a:xfrm>
                     <a:prstGeom prst="rect"/>
                   </pic:spPr>
@@ -4483,7 +4483,7 @@
       <w:r>
         <w:drawing>
           <wp:inline xmlns:a="http://schemas.openxmlformats.org/drawingml/2006/main" xmlns:pic="http://schemas.openxmlformats.org/drawingml/2006/picture">
-            <wp:extent cx="5029200" cy="956945"/>
+            <wp:extent cx="5029200" cy="925316"/>
             <wp:docPr id="12" name="Picture 12"/>
             <wp:cNvGraphicFramePr>
               <a:graphicFrameLocks noChangeAspect="1"/>
@@ -4504,7 +4504,7 @@
                   <pic:spPr>
                     <a:xfrm>
                       <a:off x="0" y="0"/>
-                      <a:ext cx="5029200" cy="956945"/>
+                      <a:ext cx="5029200" cy="925316"/>
                     </a:xfrm>
                     <a:prstGeom prst="rect"/>
                   </pic:spPr>
@@ -4942,7 +4942,7 @@
               <w:rPr>
                 <w:sz w:val="20"/>
               </w:rPr>
-              <w:t>Pre-Laboratory Screening for Chronic Kidney Disease with Traditional Machine Learning: Evidence from NHANES and a Feature-Tier Ablation of the UCI CKD Dataset</w:t>
+              <w:t>Pre-lab CKD Early Detection using Random Forest</w:t>
             </w:r>
           </w:p>
         </w:tc>

--- a/paper/paper.docx
+++ b/paper/paper.docx
@@ -75,7 +75,7 @@
           <w:b/>
           <w:sz w:val="18"/>
         </w:rPr>
-        <w:t>Chronic kidney disease (CKD) is often found late because it has no symptoms until kidney function is badly damaged. Machine learning studies on the UCI CKD dataset report close to 100% accuracy, but they use serum creatinine, urea and urine albumin, which are the measurements that define CKD. I asked whether CKD can be screened for using only information available before any laboratory test. Using NHANES 2017-March 2020, I built a cohort of 7,363 US adults never told they had kidney disease (16.5% with CKD by eGFR or albuminuria) and compared Logistic Regression, Random Forest and Gradient Boosting on 13 pre-laboratory features, with F2 as the primary metric and identical folds, preprocessing and threshold tuning. The three models were nearly identical (cross-validated F2 0.578 to 0.580). Random Forest was selected by a pre-registered rule and reached F2 0.586, recall 0.864 and ROC-AUC 0.773 on the held-out test set, which is close to a simple risk-factor rule (F2 0.583). On UCI, the same algorithms reached 99% accuracy with all features, but with only pre-laboratory features their F2 was no better than referring everyone. Pre-laboratory screening is feasible but limited; the high accuracy in the literature comes from features that are part of the diagnosis.</w:t>
+        <w:t>Chronic kidney disease (CKD) is often found late because it has no symptoms until kidney function is badly damaged. Machine learning studies on the UCI CKD dataset report close to 100% accuracy, but they use serum creatinine, urea and urine albumin, which are the measurements that define CKD. I asked whether CKD can be screened for using only information available before any laboratory test. Using NHANES 2017-March 2020, I built a cohort of 7,363 US adults never told they had kidney disease (16.5% with CKD by eGFR or albuminuria) and compared Logistic Regression, Random Forest and Gradient Boosting on 13 pre-laboratory features, with F2 as the primary metric and identical folds, preprocessing and threshold tuning. The three models were nearly identical (cross-validated F2 0.578 to 0.580). Random Forest was selected by a pre-registered rule and reached F2 0.586, recall 0.864 and ROC-AUC 0.773 on the held-out test set, which is close to a simple risk-factor rule (F2 0.583). In a post-hoc analysis, its ranking found more cases than a points-based rule when only 20 to 35% of people could be tested. On UCI, the same algorithms reached 99% accuracy with all features, but with only pre-laboratory features their F2 was no better than referring everyone. Pre-laboratory screening is feasible but limited; the high accuracy in the literature comes from features that are part of the diagnosis.</w:t>
       </w:r>
     </w:p>
     <w:p>
@@ -477,7 +477,7 @@
         <w:jc w:val="both"/>
       </w:pPr>
       <w:r>
-        <w:t>A false negative leaves CKD undetected, while a false positive costs one confirmatory blood and urine test. The primary metric was therefore F2, which weights recall more than precision but, unlike recall alone, still penalizes referring everyone. Supporting metrics were recall, precision, specificity, F1, accuracy, ROC-AUC, PR-AUC and the Brier score, reported as mean and standard deviation over the 5 folds. The selected model was the one with the highest mean F2; if the top two differed by less than one standard deviation, the simpler one was chosen (Logistic Regression, then Random Forest, then Gradient Boosting). Two baselines were scored on the same folds: referring everyone, and a risk-factor rule (refer if diabetes, told of hypertension, cardiovascular disease, or age 60 or older). The test set was used once, after selection.</w:t>
+        <w:t>A false negative leaves CKD undetected, while a false positive costs one confirmatory blood and urine test. The primary metric was therefore F2, which weights recall more than precision but, unlike recall alone, still penalizes referring everyone. Supporting metrics were recall, precision, specificity, F1, accuracy, ROC-AUC, PR-AUC and the Brier score, reported as mean and standard deviation over the 5 folds. The selected model was the one with the highest mean F2; if the top two differed by less than one standard deviation, the simpler one was chosen (Logistic Regression, then Random Forest, then Gradient Boosting). Two baselines were scored on the same folds: referring everyone, and a risk-factor rule (refer if diabetes, told of hypertension, cardiovascular disease, or age 60 or older). The test set was used once, after selection. After peer review, I added post-hoc analyses on the test set: a comparison at the same number of referrals, the cases found at each testing capacity against a points rule (the number of the four risk factors a person has), bootstrap 95% confidence intervals with 2,000 resamples, and recall by age. They are reported separately and did not change the selected model.</w:t>
       </w:r>
     </w:p>
     <w:p>
@@ -497,7 +497,7 @@
         <w:jc w:val="both"/>
       </w:pPr>
       <w:r>
-        <w:t>The selected pipeline, including preprocessing and the tuned threshold, was saved with joblib and loaded by a Streamlit [11] application. The application accepts one patient through a validated form or several through a CSV upload, and it rejects missing, invalid or out-of-range inputs with a readable message. It was tested with automated tests covering valid, invalid and boundary inputs.</w:t>
+        <w:t>The selected pipeline, including preprocessing and the tuned threshold, was saved with joblib and loaded by a Streamlit [11] application. The application accepts one patient through a validated form or several through a CSV upload, and it rejects missing, invalid or out-of-range inputs with a readable message. For a CSV upload, the user can also enter the number of available tests, and only that many patients are referred, highest scores first. It was tested with automated tests covering valid, invalid and boundary inputs.</w:t>
       </w:r>
     </w:p>
     <w:p>
@@ -3035,7 +3035,83 @@
         <w:rPr>
           <w:i/>
         </w:rPr>
-        <w:t>F. Application</w:t>
+        <w:t>F. Post-hoc analysis: testing capacity</w:t>
+      </w:r>
+    </w:p>
+    <w:p>
+      <w:pPr>
+        <w:ind w:firstLine="216"/>
+        <w:jc w:val="both"/>
+      </w:pPr>
+      <w:r>
+        <w:t>After the final test, a peer reviewer asked whether the model adds value over the risk-factor rule. I added post-hoc analyses that do not change the model or its threshold. When the model was given the same number of referrals as the rule (804), the two found almost the same cases (208 against 207 of 243). Fig. 8 shows the cases found at every testing capacity when people are tested in order of score. With 300 tests the model found 122 cases, a points rule counting the four risk factors 107, and the yes/no rule in random order 77. Bootstrap 95% confidence intervals put the model's gain over the points rule at 15.2 cases (3.9 to 25.3) with 300 tests and 13.0 (2.4 to 22.6) with 500, but not clearly above zero with 150 (3.6, -5.9 to 13.1). On F2 the model and the yes/no rule were tied (difference 0.003, 95% CI -0.017 to 0.024). Recall among test participants aged 20 to 49 was 0.47 (51 cases), against 0.97 from age 50.</w:t>
+      </w:r>
+    </w:p>
+    <w:p>
+      <w:pPr>
+        <w:jc w:val="center"/>
+      </w:pPr>
+      <w:r>
+        <w:drawing>
+          <wp:inline xmlns:a="http://schemas.openxmlformats.org/drawingml/2006/main" xmlns:pic="http://schemas.openxmlformats.org/drawingml/2006/picture">
+            <wp:extent cx="3063240" cy="1821506"/>
+            <wp:docPr id="14" name="Picture 14"/>
+            <wp:cNvGraphicFramePr>
+              <a:graphicFrameLocks noChangeAspect="1"/>
+            </wp:cNvGraphicFramePr>
+            <a:graphic>
+              <a:graphicData uri="http://schemas.openxmlformats.org/drawingml/2006/picture">
+                <pic:pic>
+                  <pic:nvPicPr>
+                    <pic:cNvPr id="0" name="nhanes_13_capacity.png"/>
+                    <pic:cNvPicPr/>
+                  </pic:nvPicPr>
+                  <pic:blipFill>
+                    <a:blip r:embed="rId22"/>
+                    <a:stretch>
+                      <a:fillRect/>
+                    </a:stretch>
+                  </pic:blipFill>
+                  <pic:spPr>
+                    <a:xfrm>
+                      <a:off x="0" y="0"/>
+                      <a:ext cx="3063240" cy="1821506"/>
+                    </a:xfrm>
+                    <a:prstGeom prst="rect"/>
+                  </pic:spPr>
+                </pic:pic>
+              </a:graphicData>
+            </a:graphic>
+          </wp:inline>
+        </w:drawing>
+      </w:r>
+    </w:p>
+    <w:p>
+      <w:pPr>
+        <w:jc w:val="both"/>
+      </w:pPr>
+      <w:r>
+        <w:rPr>
+          <w:sz w:val="16"/>
+        </w:rPr>
+        <w:t xml:space="preserve">Fig. 8. </w:t>
+      </w:r>
+      <w:r>
+        <w:rPr>
+          <w:sz w:val="16"/>
+        </w:rPr>
+        <w:t>Post-hoc: CKD cases found on the test set when people are tested in order of score, for every testing capacity, compared with a points rule and with the yes/no rule in random order.</w:t>
+      </w:r>
+    </w:p>
+    <w:p>
+      <w:pPr>
+        <w:spacing w:before="80"/>
+      </w:pPr>
+      <w:r>
+        <w:rPr>
+          <w:i/>
+        </w:rPr>
+        <w:t>G. Application</w:t>
       </w:r>
     </w:p>
     <w:p>
@@ -3074,7 +3150,7 @@
         <w:jc w:val="both"/>
       </w:pPr>
       <w:r>
-        <w:t>On NHANES, the three algorithms reached the same ceiling. When the features are a handful of risk factors, there is little non-linear structure for Random Forest or Gradient Boosting to exploit, and Logistic Regression already captures most of the signal. Random Forest was selected by the tie-break rule rather than because it was clearly better, and Logistic Regression would have been an equally defensible choice. The model also did not meaningfully beat the risk-factor rule on F2. Its practical advantage is a graded score: the tenth of training patients with the highest scores had CKD 50% of the time, against 3.7% in the lowest tenth, which lets a health unit with limited testing capacity test the highest-risk people first.</w:t>
+        <w:t>On NHANES, the three algorithms reached the same ceiling. When the features are a handful of risk factors, there is little non-linear structure for Random Forest or Gradient Boosting to exploit, and Logistic Regression already captures most of the signal. Random Forest was selected by the tie-break rule rather than because it was clearly better, and Logistic Regression would have been an equally defensible choice. I kept Random Forest because changing the choice after seeing the results would break the pre-registration, and because it ranked patients slightly better (cross-validated ROC-AUC 0.770 against 0.758, with the best PR-AUC and Brier score), which is where its value turned out to be. The model did not beat the risk-factor rule on F2: the test-set difference was 0.003 (95% CI -0.017 to 0.024). Its practical advantage is ranking. When both refer 804 people they find almost the same cases, but when a health unit can test only 300 or 500 of 1,473 people, the model finds 15.2 and 13.0 more cases than a points rule. The tenth of training patients with the highest scores had CKD 50% of the time, against 3.7% in the lowest tenth. This gain is modest, post-hoc and limited to that range of capacity, so I present the model as a ranking aid, not a better classifier.</w:t>
       </w:r>
     </w:p>
     <w:p>
@@ -3104,7 +3180,7 @@
         <w:jc w:val="both"/>
       </w:pPr>
       <w:r>
-        <w:t>Pre-laboratory screening for CKD is possible but limited. A Random Forest using 13 features that need no laboratory caught 86% of CKD cases in unseen data, with ROC-AUC 0.77, and was deployed as a working Streamlit application. It performs about as well as a simple risk-factor rule, and the near-perfect results reported on UCI depend on features that define or follow from the diagnosis. Limitations: the model is trained on US adults and not validated on Filipino patients; the label is based on a single measurement instead of the three-month requirement; survey weights were not used; and the model misses many young and albuminuria-only cases. Realistic improvements are external validation on Philippine data, adding a urine dipstick (cheap and available at many health units) as a low-cost laboratory step, recalibrating the scores, and using repeated measurements to define the label.</w:t>
+        <w:t>Pre-laboratory screening for CKD is possible but limited. A Random Forest using 13 features that need no laboratory caught 86% of CKD cases in unseen data, with ROC-AUC 0.77, and was deployed as a working Streamlit application. It performs about as well as a simple risk-factor rule, and the near-perfect results reported on UCI depend on features that define or follow from the diagnosis. Limitations: the model is trained on US adults and not validated on Filipino patients; the label is based on a single measurement instead of the three-month requirement; survey weights were not used; and the model misses many young and albuminuria-only cases. Realistic improvements are external validation on Philippine data, adding a urine dipstick (cheap and available at many health units) as a low-cost laboratory step, recalibrating the scores, and using repeated measurements to define the label. Before any local use, I set these stop rules for a validation study in a Philippine health unit: if the model does not find more cases than the points rule at the unit's real testing capacity, use the simpler points rule instead; if recall at the 0.32 threshold is below 0.75, stop and recalibrate or retrain; and if the top tenth of scores does not have at least twice the local CKD prevalence, the ranking has not transferred and the model should not be used. Adults under 50 are a known gap (test-set recall 0.47), so for them the model should not be used alone, and a urine dipstick for anyone with a risk factor should be tested instead.</w:t>
       </w:r>
     </w:p>
     <w:p>
@@ -4561,7 +4637,7 @@
     <w:p>
       <w:pPr/>
       <w:r>
-        <w:t>Result columns after uploading the five sample patients as a CSV file. The four valid rows are screened and row 5 is skipped with the same message.</w:t>
+        <w:t>Result columns after uploading the five sample patients as a CSV file with 2 tests available. The two highest scores are referred, the other two valid rows are not, each row has a priority, and row 5 is skipped with the same message.</w:t>
       </w:r>
     </w:p>
     <w:p>

--- a/paper/paper.docx
+++ b/paper/paper.docx
@@ -2154,7 +2154,7 @@
         <w:jc w:val="both"/>
       </w:pPr>
       <w:r>
-        <w:t>Table III and Fig. 4 show the cross-validation results. The three models were almost identical: mean F2 0.578 to 0.580 and ROC-AUC 0.758 to 0.770, with differences much smaller than the fold-to-fold spread. All beat referring everyone (0.498), but none clearly beat the risk-factor rule (0.576). Gradient Boosting had the highest mean F2 by 0.0001 over Random Forest, which was within one standard deviation, so the pre-registered rule selected Random Forest (maximum depth unlimited, minimum leaf size 20). Random Forest also had the highest ROC-AUC and PR-AUC, the lowest Brier score and the smallest spread across folds. All models were poorly calibrated because of the balanced class weights: a score of about 0.8 corresponded to an observed CKD rate of about 0.5 (Fig. 5).</w:t>
+        <w:t>Table III and Fig. 4 show the cross-validation results; accuracy and per-class precision, recall and F1 for all three models are in Table IV (Appendix C). The three models were almost identical: mean F2 0.578 to 0.580 and ROC-AUC 0.758 to 0.770, with differences much smaller than the fold-to-fold spread. All beat referring everyone (0.498), but none clearly beat the risk-factor rule (0.576). Gradient Boosting had the highest mean F2 by 0.0001 over Random Forest, which was within one standard deviation, so the pre-registered rule selected Random Forest (maximum depth unlimited, minimum leaf size 20). Random Forest also had the highest ROC-AUC and PR-AUC, the lowest Brier score and the smallest spread across folds. All models were poorly calibrated because of the balanced class weights: a score of about 0.8 corresponded to an observed CKD rate of about 0.5 (Fig. 5).</w:t>
       </w:r>
     </w:p>
     <w:p>
@@ -3151,6 +3151,15 @@
       </w:pPr>
       <w:r>
         <w:t>On NHANES, the three algorithms reached the same ceiling. When the features are a handful of risk factors, there is little non-linear structure for Random Forest or Gradient Boosting to exploit, and Logistic Regression already captures most of the signal. Random Forest was selected by the tie-break rule rather than because it was clearly better, and Logistic Regression would have been an equally defensible choice. I kept Random Forest because changing the choice after seeing the results would break the pre-registration, and because it ranked patients slightly better (cross-validated ROC-AUC 0.770 against 0.758, with the best PR-AUC and Brier score), which is where its value turned out to be. The model did not beat the risk-factor rule on F2: the test-set difference was 0.003 (95% CI -0.017 to 0.024). Its practical advantage is ranking. When both refer 804 people they find almost the same cases, but when a health unit can test only 300 or 500 of 1,473 people, the model finds 15.2 and 13.0 more cases than a points rule. The tenth of training patients with the highest scores had CKD 50% of the time, against 3.7% in the lowest tenth. This gain is modest, post-hoc and limited to that range of capacity, so I present the model as a ranking aid, not a better classifier.</w:t>
+      </w:r>
+    </w:p>
+    <w:p>
+      <w:pPr>
+        <w:ind w:firstLine="216"/>
+        <w:jc w:val="both"/>
+      </w:pPr>
+      <w:r>
+        <w:t>On the other selection criteria the models were also close. Grid search with threshold tuning took 46 s for Logistic Regression, 135 s for Random Forest and 165 s for Gradient Boosting on my computer, and each model scores a patient instantly, so speed did not separate them. Logistic Regression is the easiest to interpret, because each coefficient shows the direction and size of a feature's effect. Random Forest needs permutation importance to be explained (Fig. 7), and it gave a clinically sensible order: age, then diabetes and systolic blood pressure. For practical use, the saved Random Forest pipeline is 5.4 MB and runs in the Streamlit app without delay. I accept the small loss in interpretability for the slightly better ranking.</w:t>
       </w:r>
     </w:p>
     <w:p>
@@ -4645,7 +4654,7 @@
         <w:pStyle w:val="Heading2"/>
       </w:pPr>
       <w:r>
-        <w:t>Appendix C. Additional figures</w:t>
+        <w:t>Appendix C. Additional figures and tables</w:t>
       </w:r>
     </w:p>
     <w:p>
@@ -4769,6 +4778,732 @@
     <w:p>
       <w:r>
         <w:t>ROC-AUC of each UCI feature on its own, colored by tier.</w:t>
+      </w:r>
+    </w:p>
+    <w:p>
+      <w:pPr>
+        <w:keepNext/>
+        <w:jc w:val="center"/>
+      </w:pPr>
+      <w:r>
+        <w:rPr>
+          <w:sz w:val="16"/>
+        </w:rPr>
+        <w:t>TABLE IV</w:t>
+        <w:br/>
+        <w:t>ACCURACY AND PER-CLASS METRICS FOR ALL THREE MODELS</w:t>
+      </w:r>
+    </w:p>
+    <w:tbl>
+      <w:tblPr>
+        <w:tblStyle w:val="TableGrid"/>
+        <w:tblW w:type="auto" w:w="0"/>
+        <w:tblLook w:firstColumn="1" w:firstRow="1" w:lastColumn="0" w:lastRow="0" w:noHBand="0" w:noVBand="1" w:val="04A0"/>
+      </w:tblPr>
+      <w:tblGrid>
+        <w:gridCol w:w="1305"/>
+        <w:gridCol w:w="1305"/>
+        <w:gridCol w:w="1305"/>
+        <w:gridCol w:w="1305"/>
+        <w:gridCol w:w="1305"/>
+        <w:gridCol w:w="1305"/>
+        <w:gridCol w:w="1305"/>
+        <w:gridCol w:w="1305"/>
+      </w:tblGrid>
+      <w:tr>
+        <w:tc>
+          <w:tcPr>
+            <w:tcW w:type="dxa" w:w="1305"/>
+          </w:tcPr>
+          <w:p>
+            <w:pPr>
+              <w:jc w:val="left"/>
+            </w:pPr>
+            <w:r>
+              <w:rPr>
+                <w:b/>
+                <w:sz w:val="16"/>
+              </w:rPr>
+              <w:t>Model</w:t>
+            </w:r>
+          </w:p>
+        </w:tc>
+        <w:tc>
+          <w:tcPr>
+            <w:tcW w:type="dxa" w:w="1305"/>
+          </w:tcPr>
+          <w:p>
+            <w:pPr>
+              <w:jc w:val="center"/>
+            </w:pPr>
+            <w:r>
+              <w:rPr>
+                <w:b/>
+                <w:sz w:val="16"/>
+              </w:rPr>
+              <w:t>Accuracy</w:t>
+            </w:r>
+          </w:p>
+        </w:tc>
+        <w:tc>
+          <w:tcPr>
+            <w:tcW w:type="dxa" w:w="1305"/>
+          </w:tcPr>
+          <w:p>
+            <w:pPr>
+              <w:jc w:val="center"/>
+            </w:pPr>
+            <w:r>
+              <w:rPr>
+                <w:b/>
+                <w:sz w:val="16"/>
+              </w:rPr>
+              <w:t>CKD precision</w:t>
+            </w:r>
+          </w:p>
+        </w:tc>
+        <w:tc>
+          <w:tcPr>
+            <w:tcW w:type="dxa" w:w="1305"/>
+          </w:tcPr>
+          <w:p>
+            <w:pPr>
+              <w:jc w:val="center"/>
+            </w:pPr>
+            <w:r>
+              <w:rPr>
+                <w:b/>
+                <w:sz w:val="16"/>
+              </w:rPr>
+              <w:t>CKD recall</w:t>
+            </w:r>
+          </w:p>
+        </w:tc>
+        <w:tc>
+          <w:tcPr>
+            <w:tcW w:type="dxa" w:w="1305"/>
+          </w:tcPr>
+          <w:p>
+            <w:pPr>
+              <w:jc w:val="center"/>
+            </w:pPr>
+            <w:r>
+              <w:rPr>
+                <w:b/>
+                <w:sz w:val="16"/>
+              </w:rPr>
+              <w:t>CKD F1</w:t>
+            </w:r>
+          </w:p>
+        </w:tc>
+        <w:tc>
+          <w:tcPr>
+            <w:tcW w:type="dxa" w:w="1305"/>
+          </w:tcPr>
+          <w:p>
+            <w:pPr>
+              <w:jc w:val="center"/>
+            </w:pPr>
+            <w:r>
+              <w:rPr>
+                <w:b/>
+                <w:sz w:val="16"/>
+              </w:rPr>
+              <w:t>No-CKD precision</w:t>
+            </w:r>
+          </w:p>
+        </w:tc>
+        <w:tc>
+          <w:tcPr>
+            <w:tcW w:type="dxa" w:w="1305"/>
+          </w:tcPr>
+          <w:p>
+            <w:pPr>
+              <w:jc w:val="center"/>
+            </w:pPr>
+            <w:r>
+              <w:rPr>
+                <w:b/>
+                <w:sz w:val="16"/>
+              </w:rPr>
+              <w:t>No-CKD recall</w:t>
+            </w:r>
+          </w:p>
+        </w:tc>
+        <w:tc>
+          <w:tcPr>
+            <w:tcW w:type="dxa" w:w="1305"/>
+          </w:tcPr>
+          <w:p>
+            <w:pPr>
+              <w:jc w:val="center"/>
+            </w:pPr>
+            <w:r>
+              <w:rPr>
+                <w:b/>
+                <w:sz w:val="16"/>
+              </w:rPr>
+              <w:t>No-CKD F1</w:t>
+            </w:r>
+          </w:p>
+        </w:tc>
+      </w:tr>
+      <w:tr>
+        <w:tc>
+          <w:tcPr>
+            <w:tcW w:type="dxa" w:w="1305"/>
+          </w:tcPr>
+          <w:p>
+            <w:pPr>
+              <w:jc w:val="left"/>
+            </w:pPr>
+            <w:r>
+              <w:rPr>
+                <w:b w:val="0"/>
+                <w:sz w:val="16"/>
+              </w:rPr>
+              <w:t>Logistic Regression (CV)</w:t>
+            </w:r>
+          </w:p>
+        </w:tc>
+        <w:tc>
+          <w:tcPr>
+            <w:tcW w:type="dxa" w:w="1305"/>
+          </w:tcPr>
+          <w:p>
+            <w:pPr>
+              <w:jc w:val="center"/>
+            </w:pPr>
+            <w:r>
+              <w:rPr>
+                <w:b w:val="0"/>
+                <w:sz w:val="16"/>
+              </w:rPr>
+              <w:t>0.624</w:t>
+            </w:r>
+          </w:p>
+        </w:tc>
+        <w:tc>
+          <w:tcPr>
+            <w:tcW w:type="dxa" w:w="1305"/>
+          </w:tcPr>
+          <w:p>
+            <w:pPr>
+              <w:jc w:val="center"/>
+            </w:pPr>
+            <w:r>
+              <w:rPr>
+                <w:b w:val="0"/>
+                <w:sz w:val="16"/>
+              </w:rPr>
+              <w:t>0.277</w:t>
+            </w:r>
+          </w:p>
+        </w:tc>
+        <w:tc>
+          <w:tcPr>
+            <w:tcW w:type="dxa" w:w="1305"/>
+          </w:tcPr>
+          <w:p>
+            <w:pPr>
+              <w:jc w:val="center"/>
+            </w:pPr>
+            <w:r>
+              <w:rPr>
+                <w:b w:val="0"/>
+                <w:sz w:val="16"/>
+              </w:rPr>
+              <w:t>0.793</w:t>
+            </w:r>
+          </w:p>
+        </w:tc>
+        <w:tc>
+          <w:tcPr>
+            <w:tcW w:type="dxa" w:w="1305"/>
+          </w:tcPr>
+          <w:p>
+            <w:pPr>
+              <w:jc w:val="center"/>
+            </w:pPr>
+            <w:r>
+              <w:rPr>
+                <w:b w:val="0"/>
+                <w:sz w:val="16"/>
+              </w:rPr>
+              <w:t>0.411</w:t>
+            </w:r>
+          </w:p>
+        </w:tc>
+        <w:tc>
+          <w:tcPr>
+            <w:tcW w:type="dxa" w:w="1305"/>
+          </w:tcPr>
+          <w:p>
+            <w:pPr>
+              <w:jc w:val="center"/>
+            </w:pPr>
+            <w:r>
+              <w:rPr>
+                <w:b w:val="0"/>
+                <w:sz w:val="16"/>
+              </w:rPr>
+              <w:t>0.935</w:t>
+            </w:r>
+          </w:p>
+        </w:tc>
+        <w:tc>
+          <w:tcPr>
+            <w:tcW w:type="dxa" w:w="1305"/>
+          </w:tcPr>
+          <w:p>
+            <w:pPr>
+              <w:jc w:val="center"/>
+            </w:pPr>
+            <w:r>
+              <w:rPr>
+                <w:b w:val="0"/>
+                <w:sz w:val="16"/>
+              </w:rPr>
+              <w:t>0.591</w:t>
+            </w:r>
+          </w:p>
+        </w:tc>
+        <w:tc>
+          <w:tcPr>
+            <w:tcW w:type="dxa" w:w="1305"/>
+          </w:tcPr>
+          <w:p>
+            <w:pPr>
+              <w:jc w:val="center"/>
+            </w:pPr>
+            <w:r>
+              <w:rPr>
+                <w:b w:val="0"/>
+                <w:sz w:val="16"/>
+              </w:rPr>
+              <w:t>0.724</w:t>
+            </w:r>
+          </w:p>
+        </w:tc>
+      </w:tr>
+      <w:tr>
+        <w:tc>
+          <w:tcPr>
+            <w:tcW w:type="dxa" w:w="1305"/>
+          </w:tcPr>
+          <w:p>
+            <w:pPr>
+              <w:jc w:val="left"/>
+            </w:pPr>
+            <w:r>
+              <w:rPr>
+                <w:b w:val="0"/>
+                <w:sz w:val="16"/>
+              </w:rPr>
+              <w:t>Random Forest (CV)</w:t>
+            </w:r>
+          </w:p>
+        </w:tc>
+        <w:tc>
+          <w:tcPr>
+            <w:tcW w:type="dxa" w:w="1305"/>
+          </w:tcPr>
+          <w:p>
+            <w:pPr>
+              <w:jc w:val="center"/>
+            </w:pPr>
+            <w:r>
+              <w:rPr>
+                <w:b w:val="0"/>
+                <w:sz w:val="16"/>
+              </w:rPr>
+              <w:t>0.598</w:t>
+            </w:r>
+          </w:p>
+        </w:tc>
+        <w:tc>
+          <w:tcPr>
+            <w:tcW w:type="dxa" w:w="1305"/>
+          </w:tcPr>
+          <w:p>
+            <w:pPr>
+              <w:jc w:val="center"/>
+            </w:pPr>
+            <w:r>
+              <w:rPr>
+                <w:b w:val="0"/>
+                <w:sz w:val="16"/>
+              </w:rPr>
+              <w:t>0.267</w:t>
+            </w:r>
+          </w:p>
+        </w:tc>
+        <w:tc>
+          <w:tcPr>
+            <w:tcW w:type="dxa" w:w="1305"/>
+          </w:tcPr>
+          <w:p>
+            <w:pPr>
+              <w:jc w:val="center"/>
+            </w:pPr>
+            <w:r>
+              <w:rPr>
+                <w:b w:val="0"/>
+                <w:sz w:val="16"/>
+              </w:rPr>
+              <w:t>0.819</w:t>
+            </w:r>
+          </w:p>
+        </w:tc>
+        <w:tc>
+          <w:tcPr>
+            <w:tcW w:type="dxa" w:w="1305"/>
+          </w:tcPr>
+          <w:p>
+            <w:pPr>
+              <w:jc w:val="center"/>
+            </w:pPr>
+            <w:r>
+              <w:rPr>
+                <w:b w:val="0"/>
+                <w:sz w:val="16"/>
+              </w:rPr>
+              <w:t>0.403</w:t>
+            </w:r>
+          </w:p>
+        </w:tc>
+        <w:tc>
+          <w:tcPr>
+            <w:tcW w:type="dxa" w:w="1305"/>
+          </w:tcPr>
+          <w:p>
+            <w:pPr>
+              <w:jc w:val="center"/>
+            </w:pPr>
+            <w:r>
+              <w:rPr>
+                <w:b w:val="0"/>
+                <w:sz w:val="16"/>
+              </w:rPr>
+              <w:t>0.939</w:t>
+            </w:r>
+          </w:p>
+        </w:tc>
+        <w:tc>
+          <w:tcPr>
+            <w:tcW w:type="dxa" w:w="1305"/>
+          </w:tcPr>
+          <w:p>
+            <w:pPr>
+              <w:jc w:val="center"/>
+            </w:pPr>
+            <w:r>
+              <w:rPr>
+                <w:b w:val="0"/>
+                <w:sz w:val="16"/>
+              </w:rPr>
+              <w:t>0.554</w:t>
+            </w:r>
+          </w:p>
+        </w:tc>
+        <w:tc>
+          <w:tcPr>
+            <w:tcW w:type="dxa" w:w="1305"/>
+          </w:tcPr>
+          <w:p>
+            <w:pPr>
+              <w:jc w:val="center"/>
+            </w:pPr>
+            <w:r>
+              <w:rPr>
+                <w:b w:val="0"/>
+                <w:sz w:val="16"/>
+              </w:rPr>
+              <w:t>0.697</w:t>
+            </w:r>
+          </w:p>
+        </w:tc>
+      </w:tr>
+      <w:tr>
+        <w:tc>
+          <w:tcPr>
+            <w:tcW w:type="dxa" w:w="1305"/>
+          </w:tcPr>
+          <w:p>
+            <w:pPr>
+              <w:jc w:val="left"/>
+            </w:pPr>
+            <w:r>
+              <w:rPr>
+                <w:b w:val="0"/>
+                <w:sz w:val="16"/>
+              </w:rPr>
+              <w:t>Gradient Boosting (CV)</w:t>
+            </w:r>
+          </w:p>
+        </w:tc>
+        <w:tc>
+          <w:tcPr>
+            <w:tcW w:type="dxa" w:w="1305"/>
+          </w:tcPr>
+          <w:p>
+            <w:pPr>
+              <w:jc w:val="center"/>
+            </w:pPr>
+            <w:r>
+              <w:rPr>
+                <w:b w:val="0"/>
+                <w:sz w:val="16"/>
+              </w:rPr>
+              <w:t>0.631</w:t>
+            </w:r>
+          </w:p>
+        </w:tc>
+        <w:tc>
+          <w:tcPr>
+            <w:tcW w:type="dxa" w:w="1305"/>
+          </w:tcPr>
+          <w:p>
+            <w:pPr>
+              <w:jc w:val="center"/>
+            </w:pPr>
+            <w:r>
+              <w:rPr>
+                <w:b w:val="0"/>
+                <w:sz w:val="16"/>
+              </w:rPr>
+              <w:t>0.281</w:t>
+            </w:r>
+          </w:p>
+        </w:tc>
+        <w:tc>
+          <w:tcPr>
+            <w:tcW w:type="dxa" w:w="1305"/>
+          </w:tcPr>
+          <w:p>
+            <w:pPr>
+              <w:jc w:val="center"/>
+            </w:pPr>
+            <w:r>
+              <w:rPr>
+                <w:b w:val="0"/>
+                <w:sz w:val="16"/>
+              </w:rPr>
+              <w:t>0.791</w:t>
+            </w:r>
+          </w:p>
+        </w:tc>
+        <w:tc>
+          <w:tcPr>
+            <w:tcW w:type="dxa" w:w="1305"/>
+          </w:tcPr>
+          <w:p>
+            <w:pPr>
+              <w:jc w:val="center"/>
+            </w:pPr>
+            <w:r>
+              <w:rPr>
+                <w:b w:val="0"/>
+                <w:sz w:val="16"/>
+              </w:rPr>
+              <w:t>0.415</w:t>
+            </w:r>
+          </w:p>
+        </w:tc>
+        <w:tc>
+          <w:tcPr>
+            <w:tcW w:type="dxa" w:w="1305"/>
+          </w:tcPr>
+          <w:p>
+            <w:pPr>
+              <w:jc w:val="center"/>
+            </w:pPr>
+            <w:r>
+              <w:rPr>
+                <w:b w:val="0"/>
+                <w:sz w:val="16"/>
+              </w:rPr>
+              <w:t>0.935</w:t>
+            </w:r>
+          </w:p>
+        </w:tc>
+        <w:tc>
+          <w:tcPr>
+            <w:tcW w:type="dxa" w:w="1305"/>
+          </w:tcPr>
+          <w:p>
+            <w:pPr>
+              <w:jc w:val="center"/>
+            </w:pPr>
+            <w:r>
+              <w:rPr>
+                <w:b w:val="0"/>
+                <w:sz w:val="16"/>
+              </w:rPr>
+              <w:t>0.599</w:t>
+            </w:r>
+          </w:p>
+        </w:tc>
+        <w:tc>
+          <w:tcPr>
+            <w:tcW w:type="dxa" w:w="1305"/>
+          </w:tcPr>
+          <w:p>
+            <w:pPr>
+              <w:jc w:val="center"/>
+            </w:pPr>
+            <w:r>
+              <w:rPr>
+                <w:b w:val="0"/>
+                <w:sz w:val="16"/>
+              </w:rPr>
+              <w:t>0.731</w:t>
+            </w:r>
+          </w:p>
+        </w:tc>
+      </w:tr>
+      <w:tr>
+        <w:tc>
+          <w:tcPr>
+            <w:tcW w:type="dxa" w:w="1305"/>
+          </w:tcPr>
+          <w:p>
+            <w:pPr>
+              <w:jc w:val="left"/>
+            </w:pPr>
+            <w:r>
+              <w:rPr>
+                <w:b w:val="0"/>
+                <w:sz w:val="16"/>
+              </w:rPr>
+              <w:t>Random Forest (test)</w:t>
+            </w:r>
+          </w:p>
+        </w:tc>
+        <w:tc>
+          <w:tcPr>
+            <w:tcW w:type="dxa" w:w="1305"/>
+          </w:tcPr>
+          <w:p>
+            <w:pPr>
+              <w:jc w:val="center"/>
+            </w:pPr>
+            <w:r>
+              <w:rPr>
+                <w:b w:val="0"/>
+                <w:sz w:val="16"/>
+              </w:rPr>
+              <w:t>0.563</w:t>
+            </w:r>
+          </w:p>
+        </w:tc>
+        <w:tc>
+          <w:tcPr>
+            <w:tcW w:type="dxa" w:w="1305"/>
+          </w:tcPr>
+          <w:p>
+            <w:pPr>
+              <w:jc w:val="center"/>
+            </w:pPr>
+            <w:r>
+              <w:rPr>
+                <w:b w:val="0"/>
+                <w:sz w:val="16"/>
+              </w:rPr>
+              <w:t>0.256</w:t>
+            </w:r>
+          </w:p>
+        </w:tc>
+        <w:tc>
+          <w:tcPr>
+            <w:tcW w:type="dxa" w:w="1305"/>
+          </w:tcPr>
+          <w:p>
+            <w:pPr>
+              <w:jc w:val="center"/>
+            </w:pPr>
+            <w:r>
+              <w:rPr>
+                <w:b w:val="0"/>
+                <w:sz w:val="16"/>
+              </w:rPr>
+              <w:t>0.864</w:t>
+            </w:r>
+          </w:p>
+        </w:tc>
+        <w:tc>
+          <w:tcPr>
+            <w:tcW w:type="dxa" w:w="1305"/>
+          </w:tcPr>
+          <w:p>
+            <w:pPr>
+              <w:jc w:val="center"/>
+            </w:pPr>
+            <w:r>
+              <w:rPr>
+                <w:b w:val="0"/>
+                <w:sz w:val="16"/>
+              </w:rPr>
+              <w:t>0.395</w:t>
+            </w:r>
+          </w:p>
+        </w:tc>
+        <w:tc>
+          <w:tcPr>
+            <w:tcW w:type="dxa" w:w="1305"/>
+          </w:tcPr>
+          <w:p>
+            <w:pPr>
+              <w:jc w:val="center"/>
+            </w:pPr>
+            <w:r>
+              <w:rPr>
+                <w:b w:val="0"/>
+                <w:sz w:val="16"/>
+              </w:rPr>
+              <w:t>0.949</w:t>
+            </w:r>
+          </w:p>
+        </w:tc>
+        <w:tc>
+          <w:tcPr>
+            <w:tcW w:type="dxa" w:w="1305"/>
+          </w:tcPr>
+          <w:p>
+            <w:pPr>
+              <w:jc w:val="center"/>
+            </w:pPr>
+            <w:r>
+              <w:rPr>
+                <w:b w:val="0"/>
+                <w:sz w:val="16"/>
+              </w:rPr>
+              <w:t>0.504</w:t>
+            </w:r>
+          </w:p>
+        </w:tc>
+        <w:tc>
+          <w:tcPr>
+            <w:tcW w:type="dxa" w:w="1305"/>
+          </w:tcPr>
+          <w:p>
+            <w:pPr>
+              <w:jc w:val="center"/>
+            </w:pPr>
+            <w:r>
+              <w:rPr>
+                <w:b w:val="0"/>
+                <w:sz w:val="16"/>
+              </w:rPr>
+              <w:t>0.659</w:t>
+            </w:r>
+          </w:p>
+        </w:tc>
+      </w:tr>
+    </w:tbl>
+    <w:p>
+      <w:r>
+        <w:t>CV rows use the pooled out-of-fold predictions on the 5,890 training adults at each model's tuned threshold; the last row is the selected model on the 1,473 test adults. No-CKD recall is the specificity.</w:t>
       </w:r>
     </w:p>
     <w:p>

--- a/paper/paper.docx
+++ b/paper/paper.docx
@@ -497,7 +497,7 @@
         <w:jc w:val="both"/>
       </w:pPr>
       <w:r>
-        <w:t>The selected pipeline, including preprocessing and the tuned threshold, was saved with joblib and loaded by a Streamlit [11] application. The application accepts one patient through a validated form or several through a CSV upload, and it rejects missing, invalid or out-of-range inputs with a readable message. For a CSV upload, the user can also enter the number of available tests, and only that many patients are referred, highest scores first. It was tested with automated tests covering valid, invalid and boundary inputs.</w:t>
+        <w:t>The selected pipeline, including preprocessing and the tuned threshold, was saved with joblib and loaded by a Streamlit [11] application. The deployed application is available at https://intro-ml-final-k5xt73im3xwcggoc8x3mws.streamlit.app/. The application accepts one patient through a validated form or several through a CSV upload, and it rejects missing, invalid or out-of-range inputs with a readable message. For a CSV upload, the user can also enter the number of available tests, and only that many patients are referred, highest scores first. It was tested with automated tests covering valid, invalid and boundary inputs.</w:t>
       </w:r>
     </w:p>
     <w:p>

--- a/paper/paper.docx
+++ b/paper/paper.docx
@@ -497,7 +497,7 @@
         <w:jc w:val="both"/>
       </w:pPr>
       <w:r>
-        <w:t>The selected pipeline, including preprocessing and the tuned threshold, was saved with joblib and loaded by a Streamlit [11] application. The deployed application is available at https://intro-ml-final-k5xt73im3xwcggoc8x3mws.streamlit.app/. The application accepts one patient through a validated form or several through a CSV upload, and it rejects missing, invalid or out-of-range inputs with a readable message. For a CSV upload, the user can also enter the number of available tests, and only that many patients are referred, highest scores first. It was tested with automated tests covering valid, invalid and boundary inputs.</w:t>
+        <w:t>The selected pipeline, including preprocessing and the tuned threshold, was saved with joblib and loaded by a Streamlit [11] application. The deployed application is available online [12]. The application accepts one patient through a validated form or several through a CSV upload, and it rejects missing, invalid or out-of-range inputs with a readable message. For a CSV upload, the user can also enter the number of available tests, and only that many patients are referred, highest scores first. It was tested with automated tests covering valid, invalid and boundary inputs.</w:t>
       </w:r>
     </w:p>
     <w:p>
@@ -3442,6 +3442,18 @@
     </w:p>
     <w:p>
       <w:pPr>
+        <w:ind w:left="360" w:hanging="360"/>
+        <w:jc w:val="both"/>
+      </w:pPr>
+      <w:r>
+        <w:rPr>
+          <w:sz w:val="16"/>
+        </w:rPr>
+        <w:t>[12]  A. Garcia, “Pre-lab CKD Early Detection using Random Forest,” web application, 2026. [Online]. Available: https://intro-ml-final-k5xt73im3xwcggoc8x3mws.streamlit.app/</w:t>
+      </w:r>
+    </w:p>
+    <w:p>
+      <w:pPr>
         <w:sectPr>
           <w:type w:val="continuous"/>
           <w:pgSz w:w="12240" w:h="15840"/>
